--- a/load-testing/reports/K6_Load_Test_Report.docx
+++ b/load-testing/reports/K6_Load_Test_Report.docx
@@ -78,7 +78,7 @@
           </w:tcPr>
           <w:p>
             <w:r>
-              <w:t>2026-07-22 09:03:46</w:t>
+              <w:t>2026-07-22 09:18:28</w:t>
             </w:r>
           </w:p>
         </w:tc>
@@ -140,7 +140,7 @@
           </w:tcPr>
           <w:p>
             <w:r>
-              <w:t>N/A</w:t>
+              <w:t>36fd55139c</w:t>
             </w:r>
           </w:p>
         </w:tc>
@@ -171,7 +171,7 @@
           </w:tcPr>
           <w:p>
             <w:r>
-              <w:t>QA Automation Engineer</w:t>
+              <w:t>QA Automation Bot</w:t>
             </w:r>
           </w:p>
         </w:tc>
